--- a/奥比岛模拟赛Ⅰ/幽冥公主/幽冥公主.docx
+++ b/奥比岛模拟赛Ⅰ/幽冥公主/幽冥公主.docx
@@ -17,14 +17,25 @@
       <w:bookmarkStart w:id="0" w:name="OLE_LINK1"/>
       <w:r>
         <w:rPr>
-          <w:rFonts w:hint="eastAsia"/>
+          <w:rFonts w:hint="default"/>
           <w:b/>
           <w:bCs/>
           <w:sz w:val="21"/>
           <w:szCs w:val="21"/>
-          <w:lang w:val="en-US" w:eastAsia="zh-CN"/>
-        </w:rPr>
-        <w:t>128MB,1S,princess.xxx</w:t>
+          <w:lang w:eastAsia="zh-CN"/>
+        </w:rPr>
+        <w:t>4</w:t>
+      </w:r>
+      <w:r>
+        <w:rPr>
+          <w:rFonts w:hint="eastAsia"/>
+          <w:b/>
+          <w:bCs/>
+          <w:sz w:val="21"/>
+          <w:szCs w:val="21"/>
+          <w:lang w:val="en-US" w:eastAsia="zh-CN"/>
+        </w:rPr>
+        <w:t>MB,1S,princess.xxx</w:t>
       </w:r>
     </w:p>
     <w:p>
@@ -83,35 +94,212 @@
         <w:ind w:firstLine="420" w:firstLineChars="0"/>
         <w:jc w:val="both"/>
         <w:rPr>
-          <w:rFonts w:hint="eastAsia"/>
-          <w:b w:val="0"/>
-          <w:bCs w:val="0"/>
-          <w:sz w:val="24"/>
-          <w:szCs w:val="24"/>
-          <w:lang w:val="en-US" w:eastAsia="zh-CN"/>
+          <w:rFonts w:hint="default"/>
+          <w:b w:val="0"/>
+          <w:bCs w:val="0"/>
+          <w:sz w:val="24"/>
+          <w:szCs w:val="24"/>
+          <w:lang w:eastAsia="zh-CN"/>
         </w:rPr>
       </w:pPr>
       <w:bookmarkStart w:id="2" w:name="OLE_LINK2"/>
+      <w:r>
+        <w:rPr>
+          <w:rFonts w:hint="default"/>
+          <w:b w:val="0"/>
+          <w:bCs w:val="0"/>
+          <w:sz w:val="24"/>
+          <w:szCs w:val="24"/>
+          <w:lang w:eastAsia="zh-CN"/>
+        </w:rPr>
+        <w:t>幽冥公主住在奥比斯山顶，她喜欢玩井字棋，但她觉得井字棋的状态量太少，不够纷杂，于是她想了一个新的游戏，她告诉你一个N，表示棋盘大小为N行N列，现在将棋盘进行黑白染色，有多少种方案使得棋盘不满足满足下列条件中的任何一条：</w:t>
+      </w:r>
+    </w:p>
+    <w:p>
+      <w:pPr>
+        <w:ind w:firstLine="420" w:firstLineChars="0"/>
+        <w:jc w:val="both"/>
+        <w:rPr>
+          <w:rFonts w:hint="default"/>
+          <w:b w:val="0"/>
+          <w:bCs w:val="0"/>
+          <w:sz w:val="24"/>
+          <w:szCs w:val="24"/>
+          <w:lang w:eastAsia="zh-CN"/>
+        </w:rPr>
+      </w:pPr>
+      <w:r>
+        <w:rPr>
+          <w:rFonts w:hint="default"/>
+          <w:b w:val="0"/>
+          <w:bCs w:val="0"/>
+          <w:sz w:val="24"/>
+          <w:szCs w:val="24"/>
+          <w:lang w:eastAsia="zh-CN"/>
+        </w:rPr>
+        <w:t>1.存在某行均为黑色</w:t>
+      </w:r>
+    </w:p>
+    <w:p>
+      <w:pPr>
+        <w:ind w:firstLine="420" w:firstLineChars="0"/>
+        <w:jc w:val="both"/>
+        <w:rPr>
+          <w:rFonts w:hint="default"/>
+          <w:b w:val="0"/>
+          <w:bCs w:val="0"/>
+          <w:sz w:val="24"/>
+          <w:szCs w:val="24"/>
+          <w:lang w:eastAsia="zh-CN"/>
+        </w:rPr>
+      </w:pPr>
+      <w:r>
+        <w:rPr>
+          <w:rFonts w:hint="default"/>
+          <w:b w:val="0"/>
+          <w:bCs w:val="0"/>
+          <w:sz w:val="24"/>
+          <w:szCs w:val="24"/>
+          <w:lang w:eastAsia="zh-CN"/>
+        </w:rPr>
+        <w:t>2.存在某列均为黑色</w:t>
+      </w:r>
+    </w:p>
+    <w:p>
+      <w:pPr>
+        <w:ind w:firstLine="420" w:firstLineChars="0"/>
+        <w:jc w:val="both"/>
+        <w:rPr>
+          <w:rFonts w:hint="default"/>
+          <w:b w:val="0"/>
+          <w:bCs w:val="0"/>
+          <w:sz w:val="24"/>
+          <w:szCs w:val="24"/>
+          <w:lang w:eastAsia="zh-CN"/>
+        </w:rPr>
+      </w:pPr>
+      <w:r>
+        <w:rPr>
+          <w:rFonts w:hint="default"/>
+          <w:b w:val="0"/>
+          <w:bCs w:val="0"/>
+          <w:sz w:val="24"/>
+          <w:szCs w:val="24"/>
+          <w:lang w:eastAsia="zh-CN"/>
+        </w:rPr>
+        <w:t>3.某对角线均为黑色</w:t>
+      </w:r>
+    </w:p>
+    <w:p>
+      <w:pPr>
+        <w:ind w:firstLine="420" w:firstLineChars="0"/>
+        <w:jc w:val="both"/>
+        <w:rPr>
+          <w:rFonts w:hint="eastAsia"/>
+          <w:b w:val="0"/>
+          <w:bCs w:val="0"/>
+          <w:sz w:val="24"/>
+          <w:szCs w:val="24"/>
+          <w:lang w:eastAsia="zh-CN"/>
+        </w:rPr>
+      </w:pPr>
+      <w:r>
+        <w:rPr>
+          <w:rFonts w:hint="default"/>
+          <w:b w:val="0"/>
+          <w:bCs w:val="0"/>
+          <w:sz w:val="24"/>
+          <w:szCs w:val="24"/>
+          <w:lang w:eastAsia="zh-CN"/>
+        </w:rPr>
+        <w:t>由于这个题太难了，请输出n=0到n=20时答案对10^9 + 7取模后的结果。</w:t>
+      </w:r>
+    </w:p>
+    <w:p>
+      <w:pPr>
+        <w:ind w:firstLine="420" w:firstLineChars="0"/>
+        <w:jc w:val="both"/>
+        <w:rPr>
+          <w:rFonts w:hint="eastAsia"/>
+          <w:b w:val="0"/>
+          <w:bCs w:val="0"/>
+          <w:sz w:val="24"/>
+          <w:szCs w:val="24"/>
+          <w:lang w:val="en-US" w:eastAsia="zh-CN"/>
+        </w:rPr>
+      </w:pPr>
+    </w:p>
+    <w:bookmarkEnd w:id="2"/>
+    <w:p>
+      <w:pPr>
+        <w:jc w:val="both"/>
+        <w:rPr>
+          <w:rFonts w:hint="eastAsia"/>
+          <w:b/>
+          <w:bCs/>
+          <w:sz w:val="28"/>
+          <w:szCs w:val="28"/>
+          <w:lang w:val="en-US" w:eastAsia="zh-CN"/>
+        </w:rPr>
+      </w:pPr>
+      <w:r>
+        <w:rPr>
+          <w:rFonts w:hint="eastAsia"/>
+          <w:b/>
+          <w:bCs/>
+          <w:sz w:val="28"/>
+          <w:szCs w:val="28"/>
+          <w:lang w:val="en-US" w:eastAsia="zh-CN"/>
+        </w:rPr>
+        <w:t>输入描述</w:t>
+      </w:r>
+    </w:p>
+    <w:p>
+      <w:pPr>
+        <w:ind w:firstLine="420" w:firstLineChars="0"/>
+        <w:jc w:val="both"/>
+        <w:outlineLvl w:val="9"/>
+        <w:rPr>
+          <w:rFonts w:hint="eastAsia"/>
+          <w:b w:val="0"/>
+          <w:bCs w:val="0"/>
+          <w:sz w:val="24"/>
+          <w:szCs w:val="24"/>
+          <w:lang w:eastAsia="zh-CN"/>
+        </w:rPr>
+      </w:pPr>
+      <w:bookmarkStart w:id="3" w:name="OLE_LINK4"/>
+      <w:r>
+        <w:rPr>
+          <w:rFonts w:hint="default"/>
+          <w:b w:val="0"/>
+          <w:bCs w:val="0"/>
+          <w:sz w:val="24"/>
+          <w:szCs w:val="24"/>
+          <w:lang w:eastAsia="zh-CN"/>
+        </w:rPr>
+        <w:t>没有输入。</w:t>
+      </w:r>
+    </w:p>
+    <w:bookmarkEnd w:id="3"/>
+    <w:p>
+      <w:pPr>
+        <w:jc w:val="both"/>
+        <w:outlineLvl w:val="9"/>
+        <w:rPr>
+          <w:rFonts w:hint="eastAsia"/>
+          <w:b w:val="0"/>
+          <w:bCs w:val="0"/>
+          <w:sz w:val="24"/>
+          <w:szCs w:val="24"/>
+          <w:lang w:val="en-US" w:eastAsia="zh-CN"/>
+        </w:rPr>
+      </w:pPr>
       <w:bookmarkStart w:id="6" w:name="_GoBack"/>
       <w:bookmarkEnd w:id="6"/>
     </w:p>
     <w:p>
       <w:pPr>
-        <w:ind w:firstLine="420" w:firstLineChars="0"/>
-        <w:jc w:val="both"/>
-        <w:rPr>
-          <w:rFonts w:hint="eastAsia"/>
-          <w:b w:val="0"/>
-          <w:bCs w:val="0"/>
-          <w:sz w:val="24"/>
-          <w:szCs w:val="24"/>
-          <w:lang w:val="en-US" w:eastAsia="zh-CN"/>
-        </w:rPr>
-      </w:pPr>
-    </w:p>
-    <w:bookmarkEnd w:id="2"/>
-    <w:p>
-      <w:pPr>
         <w:jc w:val="both"/>
         <w:rPr>
           <w:rFonts w:hint="eastAsia"/>
@@ -131,94 +319,56 @@
           <w:szCs w:val="28"/>
           <w:lang w:val="en-US" w:eastAsia="zh-CN"/>
         </w:rPr>
-        <w:t>输入描述</w:t>
+        <w:t>输出描述</w:t>
       </w:r>
     </w:p>
     <w:p>
       <w:pPr>
         <w:ind w:firstLine="420" w:firstLineChars="0"/>
         <w:jc w:val="both"/>
-        <w:outlineLvl w:val="9"/>
-        <w:rPr>
-          <w:rFonts w:hint="eastAsia"/>
-          <w:b w:val="0"/>
-          <w:bCs w:val="0"/>
-          <w:sz w:val="24"/>
-          <w:szCs w:val="24"/>
-          <w:lang w:val="en-US" w:eastAsia="zh-CN"/>
-        </w:rPr>
-      </w:pPr>
-      <w:bookmarkStart w:id="3" w:name="OLE_LINK4"/>
-    </w:p>
-    <w:p>
-      <w:pPr>
-        <w:ind w:firstLine="420" w:firstLineChars="0"/>
-        <w:jc w:val="both"/>
-        <w:outlineLvl w:val="9"/>
-        <w:rPr>
-          <w:rFonts w:hint="eastAsia"/>
-          <w:b w:val="0"/>
-          <w:bCs w:val="0"/>
-          <w:sz w:val="24"/>
-          <w:szCs w:val="24"/>
-          <w:lang w:val="en-US" w:eastAsia="zh-CN"/>
-        </w:rPr>
-      </w:pPr>
-    </w:p>
-    <w:bookmarkEnd w:id="3"/>
-    <w:p>
-      <w:pPr>
-        <w:ind w:firstLine="420" w:firstLineChars="0"/>
-        <w:jc w:val="both"/>
-        <w:outlineLvl w:val="9"/>
-        <w:rPr>
-          <w:rFonts w:hint="eastAsia"/>
-          <w:b w:val="0"/>
-          <w:bCs w:val="0"/>
-          <w:sz w:val="24"/>
-          <w:szCs w:val="24"/>
-          <w:lang w:val="en-US" w:eastAsia="zh-CN"/>
-        </w:rPr>
-      </w:pPr>
-    </w:p>
-    <w:p>
-      <w:pPr>
-        <w:jc w:val="both"/>
-        <w:rPr>
-          <w:rFonts w:hint="eastAsia"/>
-          <w:b/>
-          <w:bCs/>
-          <w:sz w:val="28"/>
-          <w:szCs w:val="28"/>
-          <w:lang w:val="en-US" w:eastAsia="zh-CN"/>
-        </w:rPr>
-      </w:pPr>
-      <w:r>
-        <w:rPr>
-          <w:rFonts w:hint="eastAsia"/>
-          <w:b/>
-          <w:bCs/>
-          <w:sz w:val="28"/>
-          <w:szCs w:val="28"/>
-          <w:lang w:val="en-US" w:eastAsia="zh-CN"/>
-        </w:rPr>
-        <w:t>输出描述</w:t>
-      </w:r>
-    </w:p>
-    <w:p>
-      <w:pPr>
-        <w:ind w:firstLine="420" w:firstLineChars="0"/>
-        <w:jc w:val="both"/>
-        <w:rPr>
-          <w:rFonts w:hint="eastAsia"/>
-          <w:b w:val="0"/>
-          <w:bCs w:val="0"/>
-          <w:sz w:val="24"/>
-          <w:szCs w:val="24"/>
-          <w:lang w:val="en-US" w:eastAsia="zh-CN"/>
+        <w:rPr>
+          <w:rFonts w:hint="eastAsia"/>
+          <w:b w:val="0"/>
+          <w:bCs w:val="0"/>
+          <w:sz w:val="24"/>
+          <w:szCs w:val="24"/>
+          <w:lang w:eastAsia="zh-CN"/>
         </w:rPr>
       </w:pPr>
       <w:bookmarkStart w:id="4" w:name="OLE_LINK6"/>
+      <w:r>
+        <w:rPr>
+          <w:rFonts w:hint="default"/>
+          <w:b w:val="0"/>
+          <w:bCs w:val="0"/>
+          <w:sz w:val="24"/>
+          <w:szCs w:val="24"/>
+          <w:lang w:eastAsia="zh-CN"/>
+        </w:rPr>
+        <w:t>21行，表示n=0到n=20时的答案</w:t>
+      </w:r>
+      <w:r>
+        <w:rPr>
+          <w:rFonts w:hint="default"/>
+          <w:b w:val="0"/>
+          <w:bCs w:val="0"/>
+          <w:sz w:val="24"/>
+          <w:szCs w:val="24"/>
+          <w:lang w:eastAsia="zh-CN"/>
+        </w:rPr>
+        <w:t>对10^9 + 7取模后的结果</w:t>
+      </w:r>
+      <w:r>
+        <w:rPr>
+          <w:rFonts w:hint="default"/>
+          <w:b w:val="0"/>
+          <w:bCs w:val="0"/>
+          <w:sz w:val="24"/>
+          <w:szCs w:val="24"/>
+          <w:lang w:eastAsia="zh-CN"/>
+        </w:rPr>
+        <w:t>。</w:t>
+      </w:r>
     </w:p>
     <w:p>
       <w:pPr>
@@ -273,47 +423,23 @@
           <w:bCs w:val="0"/>
           <w:sz w:val="24"/>
           <w:szCs w:val="24"/>
-          <w:lang w:val="en-US" w:eastAsia="zh-CN"/>
-        </w:rPr>
-      </w:pPr>
-    </w:p>
-    <w:p>
-      <w:pPr>
-        <w:widowControl w:val="0"/>
-        <w:numPr>
-          <w:ilvl w:val="0"/>
-          <w:numId w:val="0"/>
-        </w:numPr>
-        <w:jc w:val="both"/>
-        <w:rPr>
-          <w:rFonts w:hint="eastAsia"/>
-          <w:b w:val="0"/>
-          <w:bCs w:val="0"/>
-          <w:color w:val="auto"/>
-          <w:sz w:val="24"/>
-          <w:szCs w:val="24"/>
-          <w:lang w:val="en-US" w:eastAsia="zh-CN"/>
-        </w:rPr>
-      </w:pPr>
-    </w:p>
-    <w:p>
-      <w:pPr>
-        <w:widowControl w:val="0"/>
-        <w:numPr>
-          <w:ilvl w:val="0"/>
-          <w:numId w:val="0"/>
-        </w:numPr>
-        <w:jc w:val="both"/>
-        <w:rPr>
-          <w:rFonts w:hint="eastAsia"/>
-          <w:b w:val="0"/>
-          <w:bCs w:val="0"/>
-          <w:color w:val="auto"/>
-          <w:sz w:val="24"/>
-          <w:szCs w:val="24"/>
-          <w:lang w:val="en-US" w:eastAsia="zh-CN"/>
-        </w:rPr>
-      </w:pPr>
+          <w:lang w:eastAsia="zh-CN"/>
+        </w:rPr>
+      </w:pPr>
+    </w:p>
+    <w:p>
+      <w:pPr>
+        <w:jc w:val="both"/>
+        <w:rPr>
+          <w:rFonts w:hint="eastAsia"/>
+          <w:b w:val="0"/>
+          <w:bCs w:val="0"/>
+          <w:sz w:val="24"/>
+          <w:szCs w:val="24"/>
+          <w:lang w:val="en-US" w:eastAsia="zh-CN"/>
+        </w:rPr>
+      </w:pPr>
+      <w:bookmarkStart w:id="5" w:name="OLE_LINK9"/>
     </w:p>
     <w:p>
       <w:pPr>
@@ -324,7 +450,7 @@
           <w:bCs/>
           <w:sz w:val="28"/>
           <w:szCs w:val="28"/>
-          <w:lang w:val="en-US" w:eastAsia="zh-CN"/>
+          <w:lang w:eastAsia="zh-CN"/>
         </w:rPr>
       </w:pPr>
       <w:r>
@@ -336,69 +462,173 @@
           <w:szCs w:val="28"/>
           <w:lang w:val="en-US" w:eastAsia="zh-CN"/>
         </w:rPr>
-        <w:t>样例输出</w:t>
-      </w:r>
-    </w:p>
-    <w:p>
-      <w:pPr>
-        <w:jc w:val="both"/>
-        <w:rPr>
-          <w:rFonts w:hint="eastAsia"/>
-          <w:b w:val="0"/>
-          <w:bCs w:val="0"/>
-          <w:sz w:val="24"/>
-          <w:szCs w:val="24"/>
-          <w:lang w:val="en-US" w:eastAsia="zh-CN"/>
-        </w:rPr>
-      </w:pPr>
-      <w:bookmarkStart w:id="5" w:name="OLE_LINK9"/>
-    </w:p>
-    <w:p>
-      <w:pPr>
-        <w:jc w:val="both"/>
-        <w:rPr>
-          <w:rFonts w:hint="eastAsia"/>
-          <w:b w:val="0"/>
-          <w:bCs w:val="0"/>
-          <w:sz w:val="24"/>
-          <w:szCs w:val="24"/>
-          <w:lang w:val="en-US" w:eastAsia="zh-CN"/>
-        </w:rPr>
-      </w:pPr>
-    </w:p>
-    <w:p>
-      <w:pPr>
-        <w:jc w:val="both"/>
-        <w:rPr>
-          <w:rFonts w:hint="eastAsia"/>
-          <w:b w:val="0"/>
-          <w:bCs w:val="0"/>
-          <w:sz w:val="24"/>
-          <w:szCs w:val="24"/>
-          <w:lang w:val="en-US" w:eastAsia="zh-CN"/>
-        </w:rPr>
-      </w:pPr>
-    </w:p>
-    <w:bookmarkEnd w:id="5"/>
-    <w:p>
-      <w:pPr>
-        <w:jc w:val="both"/>
-        <w:rPr>
-          <w:rFonts w:hint="eastAsia"/>
-          <w:b w:val="0"/>
-          <w:bCs w:val="0"/>
-          <w:sz w:val="24"/>
-          <w:szCs w:val="24"/>
-          <w:lang w:val="en-US" w:eastAsia="zh-CN"/>
-        </w:rPr>
-      </w:pPr>
-      <w:r>
-        <w:rPr>
-          <w:rFonts w:hint="eastAsia"/>
+        <w:t>样例输</w:t>
+      </w:r>
+      <w:r>
+        <w:rPr>
+          <w:rFonts w:hint="default"/>
           <w:b/>
           <w:bCs/>
           <w:sz w:val="28"/>
           <w:szCs w:val="28"/>
+          <w:lang w:eastAsia="zh-CN"/>
+        </w:rPr>
+        <w:t>出（仅显示前5行）</w:t>
+      </w:r>
+    </w:p>
+    <w:p>
+      <w:pPr>
+        <w:jc w:val="both"/>
+        <w:rPr>
+          <w:rFonts w:hint="default"/>
+          <w:b w:val="0"/>
+          <w:bCs w:val="0"/>
+          <w:sz w:val="24"/>
+          <w:szCs w:val="24"/>
+          <w:lang w:eastAsia="zh-CN"/>
+        </w:rPr>
+      </w:pPr>
+      <w:r>
+        <w:rPr>
+          <w:rFonts w:hint="default"/>
+          <w:b w:val="0"/>
+          <w:bCs w:val="0"/>
+          <w:sz w:val="24"/>
+          <w:szCs w:val="24"/>
+          <w:lang w:eastAsia="zh-CN"/>
+        </w:rPr>
+        <w:t>1</w:t>
+      </w:r>
+    </w:p>
+    <w:p>
+      <w:pPr>
+        <w:jc w:val="both"/>
+        <w:rPr>
+          <w:rFonts w:hint="default"/>
+          <w:b w:val="0"/>
+          <w:bCs w:val="0"/>
+          <w:sz w:val="24"/>
+          <w:szCs w:val="24"/>
+          <w:lang w:eastAsia="zh-CN"/>
+        </w:rPr>
+      </w:pPr>
+      <w:r>
+        <w:rPr>
+          <w:rFonts w:hint="default"/>
+          <w:b w:val="0"/>
+          <w:bCs w:val="0"/>
+          <w:sz w:val="24"/>
+          <w:szCs w:val="24"/>
+          <w:lang w:eastAsia="zh-CN"/>
+        </w:rPr>
+        <w:t>1</w:t>
+      </w:r>
+    </w:p>
+    <w:p>
+      <w:pPr>
+        <w:jc w:val="both"/>
+        <w:rPr>
+          <w:rFonts w:hint="default"/>
+          <w:b w:val="0"/>
+          <w:bCs w:val="0"/>
+          <w:sz w:val="24"/>
+          <w:szCs w:val="24"/>
+          <w:lang w:eastAsia="zh-CN"/>
+        </w:rPr>
+      </w:pPr>
+      <w:r>
+        <w:rPr>
+          <w:rFonts w:hint="default"/>
+          <w:b w:val="0"/>
+          <w:bCs w:val="0"/>
+          <w:sz w:val="24"/>
+          <w:szCs w:val="24"/>
+          <w:lang w:eastAsia="zh-CN"/>
+        </w:rPr>
+        <w:t>5</w:t>
+      </w:r>
+    </w:p>
+    <w:p>
+      <w:pPr>
+        <w:jc w:val="both"/>
+        <w:rPr>
+          <w:rFonts w:hint="default"/>
+          <w:b w:val="0"/>
+          <w:bCs w:val="0"/>
+          <w:sz w:val="24"/>
+          <w:szCs w:val="24"/>
+          <w:lang w:eastAsia="zh-CN"/>
+        </w:rPr>
+      </w:pPr>
+      <w:r>
+        <w:rPr>
+          <w:rFonts w:hint="default"/>
+          <w:b w:val="0"/>
+          <w:bCs w:val="0"/>
+          <w:sz w:val="24"/>
+          <w:szCs w:val="24"/>
+          <w:lang w:eastAsia="zh-CN"/>
+        </w:rPr>
+        <w:t>230</w:t>
+      </w:r>
+    </w:p>
+    <w:p>
+      <w:pPr>
+        <w:jc w:val="both"/>
+        <w:rPr>
+          <w:rFonts w:hint="eastAsia"/>
+          <w:b w:val="0"/>
+          <w:bCs w:val="0"/>
+          <w:sz w:val="24"/>
+          <w:szCs w:val="24"/>
+          <w:lang w:eastAsia="zh-CN"/>
+        </w:rPr>
+      </w:pPr>
+      <w:r>
+        <w:rPr>
+          <w:rFonts w:hint="default"/>
+          <w:b w:val="0"/>
+          <w:bCs w:val="0"/>
+          <w:sz w:val="24"/>
+          <w:szCs w:val="24"/>
+          <w:lang w:eastAsia="zh-CN"/>
+        </w:rPr>
+        <w:t>38154</w:t>
+      </w:r>
+    </w:p>
+    <w:p>
+      <w:pPr>
+        <w:jc w:val="both"/>
+        <w:rPr>
+          <w:rFonts w:hint="eastAsia"/>
+          <w:b w:val="0"/>
+          <w:bCs w:val="0"/>
+          <w:sz w:val="24"/>
+          <w:szCs w:val="24"/>
+          <w:lang w:val="en-US" w:eastAsia="zh-CN"/>
+        </w:rPr>
+      </w:pPr>
+    </w:p>
+    <w:bookmarkEnd w:id="5"/>
+    <w:p>
+      <w:pPr>
+        <w:jc w:val="both"/>
+        <w:rPr>
+          <w:rFonts w:hint="eastAsia"/>
+          <w:b w:val="0"/>
+          <w:bCs w:val="0"/>
+          <w:sz w:val="24"/>
+          <w:szCs w:val="24"/>
+          <w:lang w:val="en-US" w:eastAsia="zh-CN"/>
+        </w:rPr>
+      </w:pPr>
+      <w:r>
+        <w:rPr>
+          <w:rFonts w:hint="eastAsia"/>
+          <w:b/>
+          <w:bCs/>
+          <w:sz w:val="28"/>
+          <w:szCs w:val="28"/>
           <w:lang w:val="en-US" w:eastAsia="zh-CN"/>
         </w:rPr>
         <w:t>数据范围及提示</w:t>
@@ -413,22 +643,20 @@
           <w:bCs w:val="0"/>
           <w:sz w:val="24"/>
           <w:szCs w:val="24"/>
-          <w:lang w:val="en-US" w:eastAsia="zh-CN"/>
-        </w:rPr>
-      </w:pPr>
-    </w:p>
-    <w:p>
-      <w:pPr>
-        <w:jc w:val="both"/>
-        <w:rPr>
-          <w:rFonts w:hint="eastAsia"/>
-          <w:b w:val="0"/>
-          <w:bCs w:val="0"/>
-          <w:sz w:val="24"/>
-          <w:szCs w:val="24"/>
-          <w:lang w:val="en-US" w:eastAsia="zh-CN"/>
-        </w:rPr>
-      </w:pPr>
+          <w:lang w:eastAsia="zh-CN"/>
+        </w:rPr>
+      </w:pPr>
+      <w:r>
+        <w:rPr>
+          <w:rFonts w:hint="default"/>
+          <w:b w:val="0"/>
+          <w:bCs w:val="0"/>
+          <w:sz w:val="24"/>
+          <w:szCs w:val="24"/>
+          <w:lang w:eastAsia="zh-CN"/>
+        </w:rPr>
+        <w:t>题目非常难，一定不会做。</w:t>
+      </w:r>
     </w:p>
     <w:sectPr>
       <w:pgSz w:w="11906" w:h="16838"/>
@@ -788,7 +1016,7 @@
   <a:themeElements>
     <a:clrScheme name="Office">
       <a:dk1>
-        <a:sysClr val="windowText" lastClr="000000"/>
+        <a:sysClr val="windowText" lastClr="4C4C4C"/>
       </a:dk1>
       <a:lt1>
         <a:sysClr val="window" lastClr="FFFFFF"/>
